--- a/files/REG_05_Market_Conduct_Review_Q4.docx
+++ b/files/REG_05_Market_Conduct_Review_Q4.docx
@@ -4,227 +4,970 @@
   <w:body>
     <w:p>
       <w:pPr>
-        <w:pStyle w:val="Title"/>
+        <w:jc w:val="left"/>
       </w:pPr>
       <w:r>
         <w:rPr>
-          <w:color w:val="1F4E78"/>
+          <w:b/>
+          <w:color w:val="6B7280"/>
+          <w:sz w:val="18"/>
         </w:rPr>
-        <w:t>Financial Regulator — Market Conduct Review Q4</w:t>
-      </w:r>
-    </w:p>
-    <w:p>
-      <w:r>
-        <w:rPr>
-          <w:i/>
-        </w:rPr>
-        <w:t>Document owner: Financial Regulator Group Office</w:t>
-      </w:r>
-      <w:r>
-        <w:rPr>
-          <w:i/>
-        </w:rPr>
-        <w:t xml:space="preserve"> · Version: FY2025-A</w:t>
+        <w:t>ZAVA CONGLOMERATE</w:t>
       </w:r>
     </w:p>
     <w:p>
       <w:pPr>
-        <w:pStyle w:val="Heading1"/>
+        <w:spacing w:after="40"/>
       </w:pPr>
       <w:r>
-        <w:t>1. Executive Summary</w:t>
-      </w:r>
-    </w:p>
-    <w:p>
-      <w:r>
-        <w:t>Tier-2 broker-dealer breach exposed — supervisory enforcement decision in 5 days.</w:t>
-      </w:r>
-    </w:p>
-    <w:p>
-      <w:r>
-        <w:t>This market conduct review q4 is grounded on the FY2025 working dataset for Financial Regulator and informs the Board, the regulator, and the operating committee of the corrective actions agreed under the recovery plan.</w:t>
+        <w:rPr>
+          <w:b/>
+          <w:color w:val="1F2D55"/>
+          <w:sz w:val="44"/>
+        </w:rPr>
+        <w:t>REG 05 Market Conduct Review Q4</w:t>
       </w:r>
     </w:p>
     <w:p>
       <w:pPr>
-        <w:pStyle w:val="Heading1"/>
+        <w:spacing w:after="200"/>
       </w:pPr>
       <w:r>
-        <w:t>2. Scenario &amp; Background</w:t>
-      </w:r>
-    </w:p>
-    <w:p>
-      <w:r>
-        <w:t>Zava Financial Regulator Malaysia (SKM) is the statutory authority overseeing 142 capital-market intermediaries: 38 broker-dealers, 27 fund managers, 41 custodians, 36 advisers — combined client assets MYR 412B. SKM operates a 4-pillar supervisory framework: prudential thresholds (capital adequacy, liquidity, leverage), market-conduct rules, ESG and governance expectations, and resolution planning. Titan Capital Sdn Bhd is a Tier-2 broker-dealer holding MYR 21B in client assets. In the past 30 days Titan has breached 3 prudential thresholds (Capital Adequacy Ratio fell to 7.8 percent vs 12 percent floor, Liquidity Coverage Ratio fell to 91 percent vs 110 percent floor, Aggregate Indebtedness rose to 14.2x vs 10x ceiling), sold leveraged structured products to retail clients in apparent breach of suitability rules, and disclosed late a cyber-incident affecting 11,200 client accounts — disclosed 19 days after detection vs the 72-hour rule. The SKM Commission must decide within 5 days whether to revoke the licence, suspend trading, issue a remedial direction, or escalate to criminal investigation. Two peer regulators (MAS and OJK) have privately asked for read-across given Titan operates a Singapore booking entity. Public Accounts Committee scrutiny and Auditor General attention are expected.</w:t>
-      </w:r>
-    </w:p>
-    <w:p>
-      <w:r>
-        <w:t>The team has triangulated Financial Regulator's most recent reported performance against three peer benchmarks and against the regulator's published thresholds for the sector. Findings carried over from the prior cycle have been re-examined to test whether the original assumptions still hold.</w:t>
+        <w:rPr>
+          <w:i/>
+          <w:color w:val="4B5B7C"/>
+          <w:sz w:val="22"/>
+        </w:rPr>
+        <w:t>Review · Internal</w:t>
       </w:r>
     </w:p>
     <w:p>
       <w:pPr>
-        <w:pStyle w:val="Heading1"/>
+        <w:spacing w:after="40"/>
       </w:pPr>
       <w:r>
-        <w:t>3. Detail &amp; Working</w:t>
+        <w:rPr>
+          <w:b/>
+          <w:color w:val="1F2D55"/>
+          <w:sz w:val="20"/>
+        </w:rPr>
+        <w:t xml:space="preserve">Review reference:  </w:t>
+      </w:r>
+      <w:r>
+        <w:rPr>
+          <w:sz w:val="20"/>
+        </w:rPr>
+        <w:t>REV-2025-389</w:t>
       </w:r>
     </w:p>
     <w:p>
       <w:pPr>
-        <w:pStyle w:val="Heading2"/>
+        <w:spacing w:after="40"/>
       </w:pPr>
       <w:r>
-        <w:t>3.1 Position at end of period</w:t>
+        <w:rPr>
+          <w:b/>
+          <w:color w:val="1F2D55"/>
+          <w:sz w:val="20"/>
+        </w:rPr>
+        <w:t xml:space="preserve">Sponsor:  </w:t>
       </w:r>
-    </w:p>
-    <w:p>
       <w:r>
-        <w:t>Position at end of period for Financial Regulator as it stands on the working dataset for this market conduct review q4. Reference figures and supporting tabs are stored alongside this document in the Group repository under the FINANCIAL-REGULATOR folder.</w:t>
+        <w:rPr>
+          <w:sz w:val="20"/>
+        </w:rPr>
+        <w:t>Group CFO</w:t>
       </w:r>
     </w:p>
     <w:p>
       <w:pPr>
-        <w:pStyle w:val="Heading2"/>
+        <w:spacing w:after="40"/>
       </w:pPr>
       <w:r>
-        <w:t>3.2 Key drivers</w:t>
+        <w:rPr>
+          <w:b/>
+          <w:color w:val="1F2D55"/>
+          <w:sz w:val="20"/>
+        </w:rPr>
+        <w:t xml:space="preserve">Lead reviewer:  </w:t>
       </w:r>
-    </w:p>
-    <w:p>
       <w:r>
-        <w:t>Key drivers for Financial Regulator as it stands on the working dataset for this market conduct review q4. Reference figures and supporting tabs are stored alongside this document in the Group repository under the FINANCIAL-REGULATOR folder.</w:t>
+        <w:rPr>
+          <w:sz w:val="20"/>
+        </w:rPr>
+        <w:t>Group Strategy &amp; Insights</w:t>
       </w:r>
     </w:p>
     <w:p>
       <w:pPr>
-        <w:pStyle w:val="Heading2"/>
+        <w:spacing w:after="40"/>
       </w:pPr>
       <w:r>
-        <w:t>3.3 Sensitivities and assumptions</w:t>
+        <w:rPr>
+          <w:b/>
+          <w:color w:val="1F2D55"/>
+          <w:sz w:val="20"/>
+        </w:rPr>
+        <w:t xml:space="preserve">Period:  </w:t>
       </w:r>
-    </w:p>
-    <w:p>
       <w:r>
-        <w:t>Sensitivities and assumptions for Financial Regulator as it stands on the working dataset for this market conduct review q4. Reference figures and supporting tabs are stored alongside this document in the Group repository under the FINANCIAL-REGULATOR folder.</w:t>
+        <w:rPr>
+          <w:sz w:val="20"/>
+        </w:rPr>
+        <w:t>FY2026 H1</w:t>
       </w:r>
     </w:p>
     <w:p>
       <w:pPr>
-        <w:pStyle w:val="Heading2"/>
+        <w:spacing w:after="40"/>
       </w:pPr>
       <w:r>
-        <w:t>3.4 Open issues and unknowns</w:t>
+        <w:rPr>
+          <w:b/>
+          <w:color w:val="1F2D55"/>
+          <w:sz w:val="20"/>
+        </w:rPr>
+        <w:t xml:space="preserve">Issue date:  </w:t>
       </w:r>
-    </w:p>
-    <w:p>
       <w:r>
-        <w:t>Open issues and unknowns for Financial Regulator as it stands on the working dataset for this market conduct review q4. Reference figures and supporting tabs are stored alongside this document in the Group repository under the FINANCIAL-REGULATOR folder.</w:t>
+        <w:rPr>
+          <w:sz w:val="20"/>
+        </w:rPr>
+        <w:t>17 May 2026</w:t>
       </w:r>
     </w:p>
     <w:p>
       <w:pPr>
-        <w:pStyle w:val="Heading1"/>
+        <w:spacing w:after="40"/>
       </w:pPr>
       <w:r>
-        <w:t>4. Recommended Actions</w:t>
+        <w:rPr>
+          <w:b/>
+          <w:color w:val="1F2D55"/>
+          <w:sz w:val="20"/>
+        </w:rPr>
+        <w:t xml:space="preserve">Source file:  </w:t>
+      </w:r>
+      <w:r>
+        <w:rPr>
+          <w:sz w:val="20"/>
+        </w:rPr>
+        <w:t>REG_05_Market_Conduct_Review_Q4.docx</w:t>
+      </w:r>
+    </w:p>
+    <w:p>
+      <w:pPr>
+        <w:spacing w:before="240" w:after="80"/>
+      </w:pPr>
+      <w:r>
+        <w:rPr>
+          <w:b/>
+          <w:color w:val="1F2D55"/>
+          <w:sz w:val="26"/>
+        </w:rPr>
+        <w:t>1. Scope and approach</w:t>
+      </w:r>
+    </w:p>
+    <w:p>
+      <w:pPr>
+        <w:spacing w:after="80"/>
+      </w:pPr>
+      <w:r>
+        <w:rPr>
+          <w:i w:val="0"/>
+          <w:sz w:val="20"/>
+        </w:rPr>
+        <w:t>This review assesses the area indicated in the title across the in-scope divisions and Group functions for the period stated above. The approach combined desk review of policy and process documentation, transactional data extraction, management interviews and an external benchmark scan.</w:t>
+      </w:r>
+    </w:p>
+    <w:p>
+      <w:pPr>
+        <w:spacing w:before="240" w:after="80"/>
+      </w:pPr>
+      <w:r>
+        <w:rPr>
+          <w:b/>
+          <w:color w:val="1F2D55"/>
+          <w:sz w:val="26"/>
+        </w:rPr>
+        <w:t>2. Headline findings</w:t>
+      </w:r>
+    </w:p>
+    <w:p>
+      <w:pPr>
+        <w:spacing w:after="80"/>
+      </w:pPr>
+      <w:r>
+        <w:rPr>
+          <w:i w:val="0"/>
+          <w:sz w:val="20"/>
+        </w:rPr>
+        <w:t>Three observations dominate. First, the design of the controls and processes is broadly sound; we did not find structural design failures. Second, the operating effectiveness varies meaningfully between divisions: the top three perform at benchmark; the bottom three lag by 200-400 bps on the key KPIs. Third, the data infrastructure supporting reporting is the binding constraint for further improvement; targeted investment here would unlock measurable gains.</w:t>
+      </w:r>
+    </w:p>
+    <w:p>
+      <w:pPr>
+        <w:spacing w:before="240" w:after="80"/>
+      </w:pPr>
+      <w:r>
+        <w:rPr>
+          <w:b/>
+          <w:color w:val="1F2D55"/>
+          <w:sz w:val="26"/>
+        </w:rPr>
+        <w:t>3. What we examined</w:t>
       </w:r>
     </w:p>
     <w:p>
       <w:pPr>
         <w:pStyle w:val="ListBullet"/>
+        <w:spacing w:after="40"/>
       </w:pPr>
       <w:r>
-        <w:t>Confirm the market conduct review q4 narrative with the Financial Regulator CFO before Board cut-off.</w:t>
+        <w:rPr>
+          <w:sz w:val="20"/>
+        </w:rPr>
+        <w:t>Policy and process documentation across 11 divisions and 9 Group functions.</w:t>
       </w:r>
     </w:p>
     <w:p>
       <w:pPr>
         <w:pStyle w:val="ListBullet"/>
+        <w:spacing w:after="40"/>
       </w:pPr>
       <w:r>
-        <w:t>Lock the assumption set for the recovery plan and circulate to division MDs.</w:t>
+        <w:rPr>
+          <w:sz w:val="20"/>
+        </w:rPr>
+        <w:t>Transactional data extracts from S/4HANA and supporting systems (full populations where possible).</w:t>
       </w:r>
     </w:p>
     <w:p>
       <w:pPr>
         <w:pStyle w:val="ListBullet"/>
+        <w:spacing w:after="40"/>
       </w:pPr>
       <w:r>
-        <w:t>Pre-brief the regulator-facing officer on the 30/60/90-day commitments.</w:t>
+        <w:rPr>
+          <w:sz w:val="20"/>
+        </w:rPr>
+        <w:t>47 management interviews across divisional and Group levels.</w:t>
       </w:r>
     </w:p>
     <w:p>
       <w:pPr>
         <w:pStyle w:val="ListBullet"/>
+        <w:spacing w:after="40"/>
       </w:pPr>
       <w:r>
-        <w:t>Schedule the cross-functional review with risk, legal, and IR.</w:t>
+        <w:rPr>
+          <w:sz w:val="20"/>
+        </w:rPr>
+        <w:t>External benchmark scan covering 12 ASEAN conglomerates and 6 global comparators.</w:t>
       </w:r>
     </w:p>
     <w:p>
       <w:pPr>
         <w:pStyle w:val="ListBullet"/>
+        <w:spacing w:after="40"/>
       </w:pPr>
       <w:r>
-        <w:t>Capture decisions in the Group decision log with named owners and due dates.</w:t>
+        <w:rPr>
+          <w:sz w:val="20"/>
+        </w:rPr>
+        <w:t>Site walk-throughs at 5 representative locations (3 MY, 2 ID).</w:t>
       </w:r>
     </w:p>
     <w:p>
       <w:pPr>
-        <w:pStyle w:val="Heading1"/>
+        <w:spacing w:before="240" w:after="80"/>
       </w:pPr>
       <w:r>
-        <w:t>5. Appendix — Source files</w:t>
+        <w:rPr>
+          <w:b/>
+          <w:color w:val="1F2D55"/>
+          <w:sz w:val="26"/>
+        </w:rPr>
+        <w:t>4. Detailed observations</w:t>
+      </w:r>
+    </w:p>
+    <w:p>
+      <w:pPr>
+        <w:spacing w:before="160" w:after="40"/>
+      </w:pPr>
+      <w:r>
+        <w:rPr>
+          <w:b/>
+          <w:color w:val="4B5B7C"/>
+          <w:sz w:val="22"/>
+        </w:rPr>
+        <w:t>4.1 Control design</w:t>
+      </w:r>
+    </w:p>
+    <w:p>
+      <w:pPr>
+        <w:spacing w:after="80"/>
+      </w:pPr>
+      <w:r>
+        <w:rPr>
+          <w:i w:val="0"/>
+          <w:sz w:val="20"/>
+        </w:rPr>
+        <w:t>The control design across the in-scope process is consistent with international good practice. Authorisation thresholds align with the Group Authority Matrix. Segregation of duties is enforced at the system level for high-risk transactions. Two exceptions were identified: (a) at one division, an interim shared-services set-up has dual roles assigned to a single user pending the permanent hire; (b) the privileged-access review cadence had lapsed at one location.</w:t>
+      </w:r>
+    </w:p>
+    <w:p>
+      <w:pPr>
+        <w:spacing w:before="160" w:after="40"/>
+      </w:pPr>
+      <w:r>
+        <w:rPr>
+          <w:b/>
+          <w:color w:val="4B5B7C"/>
+          <w:sz w:val="22"/>
+        </w:rPr>
+        <w:t>4.2 Operating effectiveness</w:t>
+      </w:r>
+    </w:p>
+    <w:p>
+      <w:pPr>
+        <w:spacing w:after="80"/>
+      </w:pPr>
+      <w:r>
+        <w:rPr>
+          <w:i w:val="0"/>
+          <w:sz w:val="20"/>
+        </w:rPr>
+        <w:t>Of the 14 controls tested, 11 operated effectively throughout the period. Three operated effectively for most of the period but had exception events: the privileged-access lapse, the dual-role assignment, and a one-off three-way-match override at a remote location. All three are documented in the action register.</w:t>
+      </w:r>
+    </w:p>
+    <w:p>
+      <w:pPr>
+        <w:spacing w:before="160" w:after="40"/>
+      </w:pPr>
+      <w:r>
+        <w:rPr>
+          <w:b/>
+          <w:color w:val="4B5B7C"/>
+          <w:sz w:val="22"/>
+        </w:rPr>
+        <w:t>4.3 Data and reporting</w:t>
+      </w:r>
+    </w:p>
+    <w:p>
+      <w:pPr>
+        <w:spacing w:after="80"/>
+      </w:pPr>
+      <w:r>
+        <w:rPr>
+          <w:i w:val="0"/>
+          <w:sz w:val="20"/>
+        </w:rPr>
+        <w:t>Data quality indices show meaningful improvement over the prior period (+22% YoY for the in-scope dataset) but remain below the 90% threshold required for confident automation. The principal gap is master-data hygiene for vendors and cost centres; a targeted remediation programme is under way with completion expected end-FY2026.</w:t>
+      </w:r>
+    </w:p>
+    <w:p>
+      <w:pPr>
+        <w:spacing w:before="240" w:after="80"/>
+      </w:pPr>
+      <w:r>
+        <w:rPr>
+          <w:b/>
+          <w:color w:val="1F2D55"/>
+          <w:sz w:val="26"/>
+        </w:rPr>
+        <w:t>5. Benchmark perspective</w:t>
+      </w:r>
+    </w:p>
+    <w:tbl>
+      <w:tblPr>
+        <w:tblStyle w:val="LightGrid-Accent1"/>
+        <w:tblW w:type="auto" w:w="0"/>
+        <w:tblLook w:firstColumn="1" w:firstRow="1" w:lastColumn="0" w:lastRow="0" w:noHBand="0" w:noVBand="1" w:val="04A0"/>
+      </w:tblPr>
+      <w:tblGrid>
+        <w:gridCol w:w="1728"/>
+        <w:gridCol w:w="1728"/>
+        <w:gridCol w:w="1728"/>
+        <w:gridCol w:w="1728"/>
+        <w:gridCol w:w="1728"/>
+      </w:tblGrid>
+      <w:tr>
+        <w:tc>
+          <w:tcPr>
+            <w:tcW w:type="dxa" w:w="1728"/>
+            <w:shd w:val="clear" w:color="auto" w:fill="1F2D55"/>
+          </w:tcPr>
+          <w:p>
+            <w:r>
+              <w:rPr>
+                <w:b/>
+                <w:color w:val="FFFFFF"/>
+                <w:sz w:val="18"/>
+              </w:rPr>
+              <w:t>KPI</w:t>
+            </w:r>
+          </w:p>
+        </w:tc>
+        <w:tc>
+          <w:tcPr>
+            <w:tcW w:type="dxa" w:w="1728"/>
+            <w:shd w:val="clear" w:color="auto" w:fill="1F2D55"/>
+          </w:tcPr>
+          <w:p>
+            <w:r>
+              <w:rPr>
+                <w:b/>
+                <w:color w:val="FFFFFF"/>
+                <w:sz w:val="18"/>
+              </w:rPr>
+              <w:t>Group avg</w:t>
+            </w:r>
+          </w:p>
+        </w:tc>
+        <w:tc>
+          <w:tcPr>
+            <w:tcW w:type="dxa" w:w="1728"/>
+            <w:shd w:val="clear" w:color="auto" w:fill="1F2D55"/>
+          </w:tcPr>
+          <w:p>
+            <w:r>
+              <w:rPr>
+                <w:b/>
+                <w:color w:val="FFFFFF"/>
+                <w:sz w:val="18"/>
+              </w:rPr>
+              <w:t>Top-quartile peer</w:t>
+            </w:r>
+          </w:p>
+        </w:tc>
+        <w:tc>
+          <w:tcPr>
+            <w:tcW w:type="dxa" w:w="1728"/>
+            <w:shd w:val="clear" w:color="auto" w:fill="1F2D55"/>
+          </w:tcPr>
+          <w:p>
+            <w:r>
+              <w:rPr>
+                <w:b/>
+                <w:color w:val="FFFFFF"/>
+                <w:sz w:val="18"/>
+              </w:rPr>
+              <w:t>Best-in-class peer</w:t>
+            </w:r>
+          </w:p>
+        </w:tc>
+        <w:tc>
+          <w:tcPr>
+            <w:tcW w:type="dxa" w:w="1728"/>
+            <w:shd w:val="clear" w:color="auto" w:fill="1F2D55"/>
+          </w:tcPr>
+          <w:p>
+            <w:r>
+              <w:rPr>
+                <w:b/>
+                <w:color w:val="FFFFFF"/>
+                <w:sz w:val="18"/>
+              </w:rPr>
+              <w:t>Gap to best</w:t>
+            </w:r>
+          </w:p>
+        </w:tc>
+      </w:tr>
+      <w:tr>
+        <w:tc>
+          <w:tcPr>
+            <w:tcW w:type="dxa" w:w="1728"/>
+          </w:tcPr>
+          <w:p>
+            <w:r>
+              <w:rPr>
+                <w:sz w:val="18"/>
+              </w:rPr>
+              <w:t>Process cycle days</w:t>
+            </w:r>
+          </w:p>
+        </w:tc>
+        <w:tc>
+          <w:tcPr>
+            <w:tcW w:type="dxa" w:w="1728"/>
+          </w:tcPr>
+          <w:p>
+            <w:r>
+              <w:rPr>
+                <w:sz w:val="18"/>
+              </w:rPr>
+              <w:t>11.4</w:t>
+            </w:r>
+          </w:p>
+        </w:tc>
+        <w:tc>
+          <w:tcPr>
+            <w:tcW w:type="dxa" w:w="1728"/>
+          </w:tcPr>
+          <w:p>
+            <w:r>
+              <w:rPr>
+                <w:sz w:val="18"/>
+              </w:rPr>
+              <w:t>5.8</w:t>
+            </w:r>
+          </w:p>
+        </w:tc>
+        <w:tc>
+          <w:tcPr>
+            <w:tcW w:type="dxa" w:w="1728"/>
+          </w:tcPr>
+          <w:p>
+            <w:r>
+              <w:rPr>
+                <w:sz w:val="18"/>
+              </w:rPr>
+              <w:t>4.0</w:t>
+            </w:r>
+          </w:p>
+        </w:tc>
+        <w:tc>
+          <w:tcPr>
+            <w:tcW w:type="dxa" w:w="1728"/>
+          </w:tcPr>
+          <w:p>
+            <w:r>
+              <w:rPr>
+                <w:sz w:val="18"/>
+              </w:rPr>
+              <w:t>-7.4 days</w:t>
+            </w:r>
+          </w:p>
+        </w:tc>
+      </w:tr>
+      <w:tr>
+        <w:tc>
+          <w:tcPr>
+            <w:tcW w:type="dxa" w:w="1728"/>
+          </w:tcPr>
+          <w:p>
+            <w:r>
+              <w:rPr>
+                <w:sz w:val="18"/>
+              </w:rPr>
+              <w:t>Automation coverage %</w:t>
+            </w:r>
+          </w:p>
+        </w:tc>
+        <w:tc>
+          <w:tcPr>
+            <w:tcW w:type="dxa" w:w="1728"/>
+          </w:tcPr>
+          <w:p>
+            <w:r>
+              <w:rPr>
+                <w:sz w:val="18"/>
+              </w:rPr>
+              <w:t>44</w:t>
+            </w:r>
+          </w:p>
+        </w:tc>
+        <w:tc>
+          <w:tcPr>
+            <w:tcW w:type="dxa" w:w="1728"/>
+          </w:tcPr>
+          <w:p>
+            <w:r>
+              <w:rPr>
+                <w:sz w:val="18"/>
+              </w:rPr>
+              <w:t>68</w:t>
+            </w:r>
+          </w:p>
+        </w:tc>
+        <w:tc>
+          <w:tcPr>
+            <w:tcW w:type="dxa" w:w="1728"/>
+          </w:tcPr>
+          <w:p>
+            <w:r>
+              <w:rPr>
+                <w:sz w:val="18"/>
+              </w:rPr>
+              <w:t>74</w:t>
+            </w:r>
+          </w:p>
+        </w:tc>
+        <w:tc>
+          <w:tcPr>
+            <w:tcW w:type="dxa" w:w="1728"/>
+          </w:tcPr>
+          <w:p>
+            <w:r>
+              <w:rPr>
+                <w:sz w:val="18"/>
+              </w:rPr>
+              <w:t>-30 pts</w:t>
+            </w:r>
+          </w:p>
+        </w:tc>
+      </w:tr>
+      <w:tr>
+        <w:tc>
+          <w:tcPr>
+            <w:tcW w:type="dxa" w:w="1728"/>
+          </w:tcPr>
+          <w:p>
+            <w:r>
+              <w:rPr>
+                <w:sz w:val="18"/>
+              </w:rPr>
+              <w:t>Exception rate %</w:t>
+            </w:r>
+          </w:p>
+        </w:tc>
+        <w:tc>
+          <w:tcPr>
+            <w:tcW w:type="dxa" w:w="1728"/>
+          </w:tcPr>
+          <w:p>
+            <w:r>
+              <w:rPr>
+                <w:sz w:val="18"/>
+              </w:rPr>
+              <w:t>2.7</w:t>
+            </w:r>
+          </w:p>
+        </w:tc>
+        <w:tc>
+          <w:tcPr>
+            <w:tcW w:type="dxa" w:w="1728"/>
+          </w:tcPr>
+          <w:p>
+            <w:r>
+              <w:rPr>
+                <w:sz w:val="18"/>
+              </w:rPr>
+              <w:t>1.1</w:t>
+            </w:r>
+          </w:p>
+        </w:tc>
+        <w:tc>
+          <w:tcPr>
+            <w:tcW w:type="dxa" w:w="1728"/>
+          </w:tcPr>
+          <w:p>
+            <w:r>
+              <w:rPr>
+                <w:sz w:val="18"/>
+              </w:rPr>
+              <w:t>0.6</w:t>
+            </w:r>
+          </w:p>
+        </w:tc>
+        <w:tc>
+          <w:tcPr>
+            <w:tcW w:type="dxa" w:w="1728"/>
+          </w:tcPr>
+          <w:p>
+            <w:r>
+              <w:rPr>
+                <w:sz w:val="18"/>
+              </w:rPr>
+              <w:t>-2.1 pts</w:t>
+            </w:r>
+          </w:p>
+        </w:tc>
+      </w:tr>
+      <w:tr>
+        <w:tc>
+          <w:tcPr>
+            <w:tcW w:type="dxa" w:w="1728"/>
+          </w:tcPr>
+          <w:p>
+            <w:r>
+              <w:rPr>
+                <w:sz w:val="18"/>
+              </w:rPr>
+              <w:t>First-time-right %</w:t>
+            </w:r>
+          </w:p>
+        </w:tc>
+        <w:tc>
+          <w:tcPr>
+            <w:tcW w:type="dxa" w:w="1728"/>
+          </w:tcPr>
+          <w:p>
+            <w:r>
+              <w:rPr>
+                <w:sz w:val="18"/>
+              </w:rPr>
+              <w:t>82</w:t>
+            </w:r>
+          </w:p>
+        </w:tc>
+        <w:tc>
+          <w:tcPr>
+            <w:tcW w:type="dxa" w:w="1728"/>
+          </w:tcPr>
+          <w:p>
+            <w:r>
+              <w:rPr>
+                <w:sz w:val="18"/>
+              </w:rPr>
+              <w:t>94</w:t>
+            </w:r>
+          </w:p>
+        </w:tc>
+        <w:tc>
+          <w:tcPr>
+            <w:tcW w:type="dxa" w:w="1728"/>
+          </w:tcPr>
+          <w:p>
+            <w:r>
+              <w:rPr>
+                <w:sz w:val="18"/>
+              </w:rPr>
+              <w:t>97</w:t>
+            </w:r>
+          </w:p>
+        </w:tc>
+        <w:tc>
+          <w:tcPr>
+            <w:tcW w:type="dxa" w:w="1728"/>
+          </w:tcPr>
+          <w:p>
+            <w:r>
+              <w:rPr>
+                <w:sz w:val="18"/>
+              </w:rPr>
+              <w:t>-15 pts</w:t>
+            </w:r>
+          </w:p>
+        </w:tc>
+      </w:tr>
+      <w:tr>
+        <w:tc>
+          <w:tcPr>
+            <w:tcW w:type="dxa" w:w="1728"/>
+          </w:tcPr>
+          <w:p>
+            <w:r>
+              <w:rPr>
+                <w:sz w:val="18"/>
+              </w:rPr>
+              <w:t>Cost per transaction (MYR)</w:t>
+            </w:r>
+          </w:p>
+        </w:tc>
+        <w:tc>
+          <w:tcPr>
+            <w:tcW w:type="dxa" w:w="1728"/>
+          </w:tcPr>
+          <w:p>
+            <w:r>
+              <w:rPr>
+                <w:sz w:val="18"/>
+              </w:rPr>
+              <w:t>12.40</w:t>
+            </w:r>
+          </w:p>
+        </w:tc>
+        <w:tc>
+          <w:tcPr>
+            <w:tcW w:type="dxa" w:w="1728"/>
+          </w:tcPr>
+          <w:p>
+            <w:r>
+              <w:rPr>
+                <w:sz w:val="18"/>
+              </w:rPr>
+              <w:t>7.10</w:t>
+            </w:r>
+          </w:p>
+        </w:tc>
+        <w:tc>
+          <w:tcPr>
+            <w:tcW w:type="dxa" w:w="1728"/>
+          </w:tcPr>
+          <w:p>
+            <w:r>
+              <w:rPr>
+                <w:sz w:val="18"/>
+              </w:rPr>
+              <w:t>5.60</w:t>
+            </w:r>
+          </w:p>
+        </w:tc>
+        <w:tc>
+          <w:tcPr>
+            <w:tcW w:type="dxa" w:w="1728"/>
+          </w:tcPr>
+          <w:p>
+            <w:r>
+              <w:rPr>
+                <w:sz w:val="18"/>
+              </w:rPr>
+              <w:t>-6.80</w:t>
+            </w:r>
+          </w:p>
+        </w:tc>
+      </w:tr>
+    </w:tbl>
+    <w:p>
+      <w:pPr>
+        <w:spacing w:before="240" w:after="80"/>
+      </w:pPr>
+      <w:r>
+        <w:rPr>
+          <w:b/>
+          <w:color w:val="1F2D55"/>
+          <w:sz w:val="26"/>
+        </w:rPr>
+        <w:t>6. Recommendations</w:t>
       </w:r>
     </w:p>
     <w:p>
       <w:pPr>
         <w:pStyle w:val="ListBullet"/>
+        <w:spacing w:after="40"/>
       </w:pPr>
       <w:r>
-        <w:t>REG_01_Supervisory_Dashboard.xlsx</w:t>
+        <w:rPr>
+          <w:sz w:val="20"/>
+        </w:rPr>
+        <w:t>1. Close the two control-design exceptions (privileged-access; dual-role) within 30 days.</w:t>
       </w:r>
     </w:p>
     <w:p>
       <w:pPr>
         <w:pStyle w:val="ListBullet"/>
+        <w:spacing w:after="40"/>
       </w:pPr>
       <w:r>
-        <w:t>REG_02_Supervisory_Framework.docx</w:t>
+        <w:rPr>
+          <w:sz w:val="20"/>
+        </w:rPr>
+        <w:t>2. Accelerate the master-data remediation programme; weekly progress report to Group CFO.</w:t>
       </w:r>
     </w:p>
     <w:p>
       <w:pPr>
         <w:pStyle w:val="ListBullet"/>
+        <w:spacing w:after="40"/>
       </w:pPr>
       <w:r>
-        <w:t>REG_03_Regulatory_Policy_Manual.docx</w:t>
+        <w:rPr>
+          <w:sz w:val="20"/>
+        </w:rPr>
+        <w:t>3. Targeted automation investment in 3 high-volume, low-complexity workflows.</w:t>
       </w:r>
     </w:p>
     <w:p>
       <w:pPr>
         <w:pStyle w:val="ListBullet"/>
+        <w:spacing w:after="40"/>
       </w:pPr>
       <w:r>
-        <w:t>REG_04_Licensee_File_TitanCapital.docx</w:t>
+        <w:rPr>
+          <w:sz w:val="20"/>
+        </w:rPr>
+        <w:t>4. Refresh the operating-model design for the bottom-three divisions; sponsor: Group COO.</w:t>
       </w:r>
     </w:p>
     <w:p>
       <w:pPr>
         <w:pStyle w:val="ListBullet"/>
+        <w:spacing w:after="40"/>
       </w:pPr>
       <w:r>
-        <w:t>REG_05_Market_Conduct_Review_Q4.docx</w:t>
+        <w:rPr>
+          <w:sz w:val="20"/>
+        </w:rPr>
+        <w:t>5. Quarterly KPI review forum chaired by Group CFO to maintain momentum.</w:t>
+      </w:r>
+    </w:p>
+    <w:p>
+      <w:pPr>
+        <w:spacing w:before="240" w:after="80"/>
+      </w:pPr>
+      <w:r>
+        <w:rPr>
+          <w:b/>
+          <w:color w:val="1F2D55"/>
+          <w:sz w:val="26"/>
+        </w:rPr>
+        <w:t>7. Risks to remediation</w:t>
       </w:r>
     </w:p>
     <w:p>
       <w:pPr>
         <w:pStyle w:val="ListBullet"/>
+        <w:spacing w:after="40"/>
       </w:pPr>
       <w:r>
-        <w:t>REG_06_Peer_Benchmark_MAS_BSP_OJK.xlsx</w:t>
+        <w:rPr>
+          <w:sz w:val="20"/>
+        </w:rPr>
+        <w:t>Change-management bandwidth at divisional level.</w:t>
+      </w:r>
+    </w:p>
+    <w:p>
+      <w:pPr>
+        <w:pStyle w:val="ListBullet"/>
+        <w:spacing w:after="40"/>
+      </w:pPr>
+      <w:r>
+        <w:rPr>
+          <w:sz w:val="20"/>
+        </w:rPr>
+        <w:t>Master-data programme dependencies on the S/4HANA roll-out completing.</w:t>
+      </w:r>
+    </w:p>
+    <w:p>
+      <w:pPr>
+        <w:pStyle w:val="ListBullet"/>
+        <w:spacing w:after="40"/>
+      </w:pPr>
+      <w:r>
+        <w:rPr>
+          <w:sz w:val="20"/>
+        </w:rPr>
+        <w:t>Talent availability for the automation work in the next 6 months.</w:t>
+      </w:r>
+    </w:p>
+    <w:p>
+      <w:pPr>
+        <w:spacing w:before="240" w:after="80"/>
+      </w:pPr>
+      <w:r>
+        <w:rPr>
+          <w:b/>
+          <w:color w:val="1F2D55"/>
+          <w:sz w:val="26"/>
+        </w:rPr>
+        <w:t>8. Conclusion</w:t>
+      </w:r>
+    </w:p>
+    <w:p>
+      <w:pPr>
+        <w:spacing w:after="80"/>
+      </w:pPr>
+      <w:r>
+        <w:rPr>
+          <w:i w:val="0"/>
+          <w:sz w:val="20"/>
+        </w:rPr>
+        <w:t>The system is fundamentally sound. The opportunity is in raising the bottom three divisions to Group average and the Group average to top-quartile peer. The recommendations are sized, sponsored and resourced to make that happen by FY2027.</w:t>
+      </w:r>
+    </w:p>
+    <w:p>
+      <w:pPr>
+        <w:jc w:val="center"/>
+      </w:pPr>
+      <w:r>
+        <w:rPr>
+          <w:i/>
+          <w:color w:val="9CA3AF"/>
+          <w:sz w:val="16"/>
+        </w:rPr>
+        <w:t>— END OF DOCUMENT —</w:t>
       </w:r>
     </w:p>
     <w:sectPr>
